--- a/rapports/2026-06-06/EQ20/EQ20_sup_v2/DR_052101000088/12-84-48-13.docx
+++ b/rapports/2026-06-06/EQ20/EQ20_sup_v2/DR_052101000088/12-84-48-13.docx
@@ -297,7 +297,7 @@
           <w:color w:val="1F6FEB"/>
           <w:sz w:val="22"/>
         </w:rPr>
-        <w:t>⚠ INCOHÉRENCES À CORRIGER (75)</w:t>
+        <w:t>⚠ INCOHÉRENCES À CORRIGER (71)</w:t>
       </w:r>
     </w:p>
     <w:tbl>
@@ -845,7 +845,7 @@
                 <w:i w:val="0"/>
                 <w:sz w:val="17"/>
               </w:rPr>
-              <w:t>Incohérence!!! seulement les écoles gouvermentales paient les cotisations (Gouvernement, communauté, ONG ou organisation humanitaire).</w:t>
+              <w:t>Incohérence ! AMINATA SY est âgé de 11 ans et fréquente 1ére année de Secondaire 1 (Moyen) Général , tandis qu'il a débuté l'école à l'âge de 6 ans.</w:t>
             </w:r>
           </w:p>
         </w:tc>
@@ -904,7 +904,7 @@
                 <w:color w:val="16A34A"/>
                 <w:sz w:val="16"/>
               </w:rPr>
-              <w:t>—</w:t>
+              <w:t>s02q15, s02q08</w:t>
             </w:r>
           </w:p>
         </w:tc>
@@ -935,7 +935,7 @@
                 <w:i w:val="0"/>
                 <w:sz w:val="17"/>
               </w:rPr>
-              <w:t>Incohérence ! AMINATA SY est âgé de 11 ans et fréquente 1ére année de Secondaire 1 (Moyen) Général , tandis qu'il a débuté l'école à l'âge de 6 ans.</w:t>
+              <w:t>Veuillez vérifier les informations renseignées aux questions s02q15, s02q08 ainsi que l'âge de l'individu, et corriger l'incohérence.</w:t>
             </w:r>
           </w:p>
         </w:tc>
@@ -994,7 +994,7 @@
                 <w:color w:val="16A34A"/>
                 <w:sz w:val="16"/>
               </w:rPr>
-              <w:t>s02q15, s02q08</w:t>
+              <w:t>s01q32, s01q36, s01q38, s04q37_modif, s02q33, s02q34, s01q00b</w:t>
             </w:r>
           </w:p>
         </w:tc>
@@ -1025,7 +1025,7 @@
                 <w:i w:val="0"/>
                 <w:sz w:val="17"/>
               </w:rPr>
-              <w:t>Veuillez vérifier les informations renseignées aux questions s02q15, s02q08 ainsi que l'âge de l'individu, et corriger l'incohérence.</w:t>
+              <w:t>Peu probable!!! Vu l'âge (11 ans) de AMINATA SY ou l'année à laquelle AMINATA SY a fréquenté l'école pour la dernière fois (.) le dernier diplome de AMINATA SY ne peut être le Certificat d'études primaires (CEP), prière de corriger cette incohérence ou confirmer avec le QG.</w:t>
             </w:r>
           </w:p>
         </w:tc>
@@ -1058,6 +1058,456 @@
                 <w:i w:val="0"/>
                 <w:sz w:val="16"/>
               </w:rPr>
+              <w:t>S16</w:t>
+              <w:br/>
+            </w:r>
+            <w:r>
+              <w:rPr>
+                <w:b w:val="0"/>
+                <w:i w:val="0"/>
+                <w:color w:val="64748B"/>
+                <w:sz w:val="14"/>
+              </w:rPr>
+              <w:t>Agriculture</w:t>
+            </w:r>
+          </w:p>
+        </w:tc>
+        <w:tc>
+          <w:tcPr>
+            <w:tcW w:type="dxa" w:w="1531"/>
+          </w:tcPr>
+          <w:p>
+            <w:r>
+              <w:rPr>
+                <w:b/>
+                <w:i w:val="0"/>
+                <w:color w:val="16A34A"/>
+                <w:sz w:val="16"/>
+              </w:rPr>
+              <w:t>s00q07a, s00q08, s00q10, s00q13_0, s00q15_0, s00q17_0, s00q23a, s00q23b</w:t>
+            </w:r>
+          </w:p>
+        </w:tc>
+        <w:tc>
+          <w:tcPr>
+            <w:tcW w:type="dxa" w:w="1191"/>
+          </w:tcPr>
+          <w:p>
+            <w:r>
+              <w:rPr>
+                <w:b w:val="0"/>
+                <w:i w:val="0"/>
+                <w:color w:val="64748B"/>
+                <w:sz w:val="16"/>
+              </w:rPr>
+              <w:t>GT-CQ</w:t>
+            </w:r>
+          </w:p>
+        </w:tc>
+        <w:tc>
+          <w:tcPr>
+            <w:tcW w:type="dxa" w:w="4706"/>
+          </w:tcPr>
+          <w:p>
+            <w:r>
+              <w:rPr>
+                <w:b w:val="0"/>
+                <w:i w:val="0"/>
+                <w:sz w:val="17"/>
+              </w:rPr>
+              <w:t>La somme des quantités consommées (100 kg), des quantités offertes (0 kg),  des quantités vendus (0 kg) et des quantités en stock (0 kg) depasse la quantité totale (2 kg) que le ménage a eu après la recolte de Maïs , prière de corriger cette incoherence.</w:t>
+            </w:r>
+          </w:p>
+        </w:tc>
+      </w:tr>
+      <w:tr>
+        <w:tc>
+          <w:tcPr>
+            <w:tcW w:type="dxa" w:w="964"/>
+          </w:tcPr>
+          <w:p>
+            <w:r>
+              <w:rPr>
+                <w:b/>
+                <w:i w:val="0"/>
+                <w:color w:val="EA580C"/>
+                <w:sz w:val="16"/>
+              </w:rPr>
+              <w:t>Moyenne</w:t>
+            </w:r>
+          </w:p>
+        </w:tc>
+        <w:tc>
+          <w:tcPr>
+            <w:tcW w:type="dxa" w:w="1247"/>
+          </w:tcPr>
+          <w:p>
+            <w:r>
+              <w:rPr>
+                <w:b/>
+                <w:i w:val="0"/>
+                <w:sz w:val="16"/>
+              </w:rPr>
+              <w:t>S00</w:t>
+              <w:br/>
+            </w:r>
+            <w:r>
+              <w:rPr>
+                <w:b w:val="0"/>
+                <w:i w:val="0"/>
+                <w:color w:val="64748B"/>
+                <w:sz w:val="14"/>
+              </w:rPr>
+              <w:t>Identification</w:t>
+            </w:r>
+          </w:p>
+        </w:tc>
+        <w:tc>
+          <w:tcPr>
+            <w:tcW w:type="dxa" w:w="1531"/>
+          </w:tcPr>
+          <w:p>
+            <w:r>
+              <w:rPr>
+                <w:b/>
+                <w:i w:val="0"/>
+                <w:color w:val="16A34A"/>
+                <w:sz w:val="16"/>
+              </w:rPr>
+              <w:t>—</w:t>
+            </w:r>
+          </w:p>
+        </w:tc>
+        <w:tc>
+          <w:tcPr>
+            <w:tcW w:type="dxa" w:w="1191"/>
+          </w:tcPr>
+          <w:p>
+            <w:r>
+              <w:rPr>
+                <w:b w:val="0"/>
+                <w:i w:val="0"/>
+                <w:color w:val="64748B"/>
+                <w:sz w:val="16"/>
+              </w:rPr>
+              <w:t>GT-CQ</w:t>
+            </w:r>
+          </w:p>
+        </w:tc>
+        <w:tc>
+          <w:tcPr>
+            <w:tcW w:type="dxa" w:w="4706"/>
+          </w:tcPr>
+          <w:p>
+            <w:r>
+              <w:rPr>
+                <w:b w:val="0"/>
+                <w:i w:val="0"/>
+                <w:sz w:val="17"/>
+              </w:rPr>
+              <w:t>Il est obligatoire de prendre les coordonnées Gps avant d'administrer le questionnaire.</w:t>
+            </w:r>
+          </w:p>
+        </w:tc>
+      </w:tr>
+      <w:tr>
+        <w:tc>
+          <w:tcPr>
+            <w:tcW w:type="dxa" w:w="964"/>
+          </w:tcPr>
+          <w:p>
+            <w:r>
+              <w:rPr>
+                <w:b/>
+                <w:i w:val="0"/>
+                <w:color w:val="EA580C"/>
+                <w:sz w:val="16"/>
+              </w:rPr>
+              <w:t>Moyenne</w:t>
+            </w:r>
+          </w:p>
+        </w:tc>
+        <w:tc>
+          <w:tcPr>
+            <w:tcW w:type="dxa" w:w="1247"/>
+          </w:tcPr>
+          <w:p>
+            <w:r>
+              <w:rPr>
+                <w:b/>
+                <w:i w:val="0"/>
+                <w:sz w:val="16"/>
+              </w:rPr>
+              <w:t>S00</w:t>
+              <w:br/>
+            </w:r>
+            <w:r>
+              <w:rPr>
+                <w:b w:val="0"/>
+                <w:i w:val="0"/>
+                <w:color w:val="64748B"/>
+                <w:sz w:val="14"/>
+              </w:rPr>
+              <w:t>Identification</w:t>
+            </w:r>
+          </w:p>
+        </w:tc>
+        <w:tc>
+          <w:tcPr>
+            <w:tcW w:type="dxa" w:w="1531"/>
+          </w:tcPr>
+          <w:p>
+            <w:r>
+              <w:rPr>
+                <w:b/>
+                <w:i w:val="0"/>
+                <w:color w:val="16A34A"/>
+                <w:sz w:val="16"/>
+              </w:rPr>
+              <w:t>—</w:t>
+            </w:r>
+          </w:p>
+        </w:tc>
+        <w:tc>
+          <w:tcPr>
+            <w:tcW w:type="dxa" w:w="1191"/>
+          </w:tcPr>
+          <w:p>
+            <w:r>
+              <w:rPr>
+                <w:b w:val="0"/>
+                <w:i w:val="0"/>
+                <w:color w:val="64748B"/>
+                <w:sz w:val="16"/>
+              </w:rPr>
+              <w:t>GT-CQ</w:t>
+            </w:r>
+          </w:p>
+        </w:tc>
+        <w:tc>
+          <w:tcPr>
+            <w:tcW w:type="dxa" w:w="4706"/>
+          </w:tcPr>
+          <w:p>
+            <w:r>
+              <w:rPr>
+                <w:b w:val="0"/>
+                <w:i w:val="0"/>
+                <w:sz w:val="17"/>
+              </w:rPr>
+              <w:t>Prière de prendre les coordonnées GPS.</w:t>
+            </w:r>
+          </w:p>
+        </w:tc>
+      </w:tr>
+      <w:tr>
+        <w:tc>
+          <w:tcPr>
+            <w:tcW w:type="dxa" w:w="964"/>
+          </w:tcPr>
+          <w:p>
+            <w:r>
+              <w:rPr>
+                <w:b/>
+                <w:i w:val="0"/>
+                <w:color w:val="EA580C"/>
+                <w:sz w:val="16"/>
+              </w:rPr>
+              <w:t>Moyenne</w:t>
+            </w:r>
+          </w:p>
+        </w:tc>
+        <w:tc>
+          <w:tcPr>
+            <w:tcW w:type="dxa" w:w="1247"/>
+          </w:tcPr>
+          <w:p>
+            <w:r>
+              <w:rPr>
+                <w:b/>
+                <w:i w:val="0"/>
+                <w:sz w:val="16"/>
+              </w:rPr>
+              <w:t>S00</w:t>
+              <w:br/>
+            </w:r>
+            <w:r>
+              <w:rPr>
+                <w:b w:val="0"/>
+                <w:i w:val="0"/>
+                <w:color w:val="64748B"/>
+                <w:sz w:val="14"/>
+              </w:rPr>
+              <w:t>Identification</w:t>
+            </w:r>
+          </w:p>
+        </w:tc>
+        <w:tc>
+          <w:tcPr>
+            <w:tcW w:type="dxa" w:w="1531"/>
+          </w:tcPr>
+          <w:p>
+            <w:r>
+              <w:rPr>
+                <w:b/>
+                <w:i w:val="0"/>
+                <w:color w:val="16A34A"/>
+                <w:sz w:val="16"/>
+              </w:rPr>
+              <w:t>—</w:t>
+            </w:r>
+          </w:p>
+        </w:tc>
+        <w:tc>
+          <w:tcPr>
+            <w:tcW w:type="dxa" w:w="1191"/>
+          </w:tcPr>
+          <w:p>
+            <w:r>
+              <w:rPr>
+                <w:b w:val="0"/>
+                <w:i w:val="0"/>
+                <w:color w:val="64748B"/>
+                <w:sz w:val="16"/>
+              </w:rPr>
+              <w:t>GT-CQ</w:t>
+            </w:r>
+          </w:p>
+        </w:tc>
+        <w:tc>
+          <w:tcPr>
+            <w:tcW w:type="dxa" w:w="4706"/>
+          </w:tcPr>
+          <w:p>
+            <w:r>
+              <w:rPr>
+                <w:b w:val="0"/>
+                <w:i w:val="0"/>
+                <w:sz w:val="17"/>
+              </w:rPr>
+              <w:t>L'adresse ou la localisation du ménage doit être bien renseignée, ne doit pas contenir des numéros de téléphone et elle semble courte pour être une adresse.</w:t>
+            </w:r>
+          </w:p>
+        </w:tc>
+      </w:tr>
+      <w:tr>
+        <w:tc>
+          <w:tcPr>
+            <w:tcW w:type="dxa" w:w="964"/>
+          </w:tcPr>
+          <w:p>
+            <w:r>
+              <w:rPr>
+                <w:b/>
+                <w:i w:val="0"/>
+                <w:color w:val="EA580C"/>
+                <w:sz w:val="16"/>
+              </w:rPr>
+              <w:t>Moyenne</w:t>
+            </w:r>
+          </w:p>
+        </w:tc>
+        <w:tc>
+          <w:tcPr>
+            <w:tcW w:type="dxa" w:w="1247"/>
+          </w:tcPr>
+          <w:p>
+            <w:r>
+              <w:rPr>
+                <w:b/>
+                <w:i w:val="0"/>
+                <w:sz w:val="16"/>
+              </w:rPr>
+              <w:t>S00</w:t>
+              <w:br/>
+            </w:r>
+            <w:r>
+              <w:rPr>
+                <w:b w:val="0"/>
+                <w:i w:val="0"/>
+                <w:color w:val="64748B"/>
+                <w:sz w:val="14"/>
+              </w:rPr>
+              <w:t>Identification</w:t>
+            </w:r>
+          </w:p>
+        </w:tc>
+        <w:tc>
+          <w:tcPr>
+            <w:tcW w:type="dxa" w:w="1531"/>
+          </w:tcPr>
+          <w:p>
+            <w:r>
+              <w:rPr>
+                <w:b/>
+                <w:i w:val="0"/>
+                <w:color w:val="16A34A"/>
+                <w:sz w:val="16"/>
+              </w:rPr>
+              <w:t>—</w:t>
+            </w:r>
+          </w:p>
+        </w:tc>
+        <w:tc>
+          <w:tcPr>
+            <w:tcW w:type="dxa" w:w="1191"/>
+          </w:tcPr>
+          <w:p>
+            <w:r>
+              <w:rPr>
+                <w:b w:val="0"/>
+                <w:i w:val="0"/>
+                <w:color w:val="64748B"/>
+                <w:sz w:val="16"/>
+              </w:rPr>
+              <w:t>GT-CQ</w:t>
+            </w:r>
+          </w:p>
+        </w:tc>
+        <w:tc>
+          <w:tcPr>
+            <w:tcW w:type="dxa" w:w="4706"/>
+          </w:tcPr>
+          <w:p>
+            <w:r>
+              <w:rPr>
+                <w:b w:val="0"/>
+                <w:i w:val="0"/>
+                <w:sz w:val="17"/>
+              </w:rPr>
+              <w:t>Prière de renseigner la bonne adresse.</w:t>
+            </w:r>
+          </w:p>
+        </w:tc>
+      </w:tr>
+      <w:tr>
+        <w:tc>
+          <w:tcPr>
+            <w:tcW w:type="dxa" w:w="964"/>
+          </w:tcPr>
+          <w:p>
+            <w:r>
+              <w:rPr>
+                <w:b/>
+                <w:i w:val="0"/>
+                <w:color w:val="EA580C"/>
+                <w:sz w:val="16"/>
+              </w:rPr>
+              <w:t>Moyenne</w:t>
+            </w:r>
+          </w:p>
+        </w:tc>
+        <w:tc>
+          <w:tcPr>
+            <w:tcW w:type="dxa" w:w="1247"/>
+          </w:tcPr>
+          <w:p>
+            <w:r>
+              <w:rPr>
+                <w:b/>
+                <w:i w:val="0"/>
+                <w:sz w:val="16"/>
+              </w:rPr>
               <w:t>S02</w:t>
               <w:br/>
             </w:r>
@@ -1084,7 +1534,7 @@
                 <w:color w:val="16A34A"/>
                 <w:sz w:val="16"/>
               </w:rPr>
-              <w:t>s01q32, s01q36, s01q38, s04q37_modif, s02q33, s02q34, s01q00b</w:t>
+              <w:t>—</w:t>
             </w:r>
           </w:p>
         </w:tc>
@@ -1115,7 +1565,7 @@
                 <w:i w:val="0"/>
                 <w:sz w:val="17"/>
               </w:rPr>
-              <w:t>Peu probable!!! Vu l'âge (11 ans) de AMINATA SY ou l'année à laquelle AMINATA SY a fréquenté l'école pour la dernière fois (.) le dernier diplome de AMINATA SY ne peut être le Certificat d'études primaires (CEP), prière de corriger cette incohérence ou confirmer avec le QG.</w:t>
+              <w:t>S'il s'agit d'achat de carburant, d'un abonnement ou dépense en &lt;teliman&gt;, d'une dépense en &lt;sotrama&gt; ou en &lt;taxi&gt; afin de se rendre à l'école, prière d'annuler ces dépenses dans cette section et de les renseignées au niveau de la section 9.</w:t>
             </w:r>
           </w:p>
         </w:tc>
@@ -1130,10 +1580,10 @@
               <w:rPr>
                 <w:b/>
                 <w:i w:val="0"/>
-                <w:color w:val="DC2626"/>
+                <w:color w:val="EA580C"/>
                 <w:sz w:val="16"/>
               </w:rPr>
-              <w:t>Haute</w:t>
+              <w:t>Moyenne</w:t>
             </w:r>
           </w:p>
         </w:tc>
@@ -1148,7 +1598,7 @@
                 <w:i w:val="0"/>
                 <w:sz w:val="16"/>
               </w:rPr>
-              <w:t>S16</w:t>
+              <w:t>S02</w:t>
               <w:br/>
             </w:r>
             <w:r>
@@ -1158,7 +1608,7 @@
                 <w:color w:val="64748B"/>
                 <w:sz w:val="14"/>
               </w:rPr>
-              <w:t>Agriculture</w:t>
+              <w:t>Éducation</w:t>
             </w:r>
           </w:p>
         </w:tc>
@@ -1174,7 +1624,7 @@
                 <w:color w:val="16A34A"/>
                 <w:sz w:val="16"/>
               </w:rPr>
-              <w:t>s00q07a, s00q08, s00q10, s00q13_0, s00q15_0, s00q17_0, s00q23a, s00q23b</w:t>
+              <w:t>—</w:t>
             </w:r>
           </w:p>
         </w:tc>
@@ -1205,7 +1655,7 @@
                 <w:i w:val="0"/>
                 <w:sz w:val="17"/>
               </w:rPr>
-              <w:t>La somme des quantités consommées (100 kg), des quantités offertes (0 kg),  des quantités vendus (0 kg) et des quantités en stock (0 kg) depasse la quantité totale (2 kg) que le ménage a eu après la recolte de Maïs , prière de corriger cette incoherence.</w:t>
+              <w:t>Attention ! Le frais de scolarité (35000 Fcfa) de AMINATA SY en 1ére année de Secondaire 1 (Moyen) Général est relativement élevé par rapport aux autres frais de scolarités observés dans cette zone.</w:t>
             </w:r>
           </w:p>
         </w:tc>
@@ -1238,7 +1688,7 @@
                 <w:i w:val="0"/>
                 <w:sz w:val="16"/>
               </w:rPr>
-              <w:t>S00</w:t>
+              <w:t>S02</w:t>
               <w:br/>
             </w:r>
             <w:r>
@@ -1248,7 +1698,7 @@
                 <w:color w:val="64748B"/>
                 <w:sz w:val="14"/>
               </w:rPr>
-              <w:t>Identification</w:t>
+              <w:t>Éducation</w:t>
             </w:r>
           </w:p>
         </w:tc>
@@ -1295,7 +1745,7 @@
                 <w:i w:val="0"/>
                 <w:sz w:val="17"/>
               </w:rPr>
-              <w:t>Il est obligatoire de prendre les coordonnées Gps avant d'administrer le questionnaire.</w:t>
+              <w:t>Prière de corriger ou de confirmer avec le QG.</w:t>
             </w:r>
           </w:p>
         </w:tc>
@@ -1328,7 +1778,7 @@
                 <w:i w:val="0"/>
                 <w:sz w:val="16"/>
               </w:rPr>
-              <w:t>S00</w:t>
+              <w:t>S02</w:t>
               <w:br/>
             </w:r>
             <w:r>
@@ -1338,7 +1788,7 @@
                 <w:color w:val="64748B"/>
                 <w:sz w:val="14"/>
               </w:rPr>
-              <w:t>Identification</w:t>
+              <w:t>Éducation</w:t>
             </w:r>
           </w:p>
         </w:tc>
@@ -1385,7 +1835,7 @@
                 <w:i w:val="0"/>
                 <w:sz w:val="17"/>
               </w:rPr>
-              <w:t>Prière de prendre les coordonnées GPS.</w:t>
+              <w:t>Attention ! Le frais de cotisation (5000 Fcfa) de AMINATA SY en 1ére année de Secondaire 1 (Moyen) Général est relativement élevé par rapport aux autres frais de cotisation observés dans cette zone.</w:t>
             </w:r>
           </w:p>
         </w:tc>
@@ -1418,7 +1868,7 @@
                 <w:i w:val="0"/>
                 <w:sz w:val="16"/>
               </w:rPr>
-              <w:t>S00</w:t>
+              <w:t>S03</w:t>
               <w:br/>
             </w:r>
             <w:r>
@@ -1428,7 +1878,7 @@
                 <w:color w:val="64748B"/>
                 <w:sz w:val="14"/>
               </w:rPr>
-              <w:t>Identification</w:t>
+              <w:t>Santé</w:t>
             </w:r>
           </w:p>
         </w:tc>
@@ -1444,7 +1894,7 @@
                 <w:color w:val="16A34A"/>
                 <w:sz w:val="16"/>
               </w:rPr>
-              <w:t>—</w:t>
+              <w:t>s01q02, s01q12, s01q13, s02q03__2, s03q01, s01q00b</w:t>
             </w:r>
           </w:p>
         </w:tc>
@@ -1475,7 +1925,7 @@
                 <w:i w:val="0"/>
                 <w:sz w:val="17"/>
               </w:rPr>
-              <w:t>L'adresse ou la localisation du ménage doit être bien renseignée, ne doit pas contenir des numéros de téléphone et elle semble courte pour être une adresse.</w:t>
+              <w:t>La section n'est pas renseignée pour NDEYE SY, prière de la renseigner.</w:t>
             </w:r>
           </w:p>
         </w:tc>
@@ -1508,7 +1958,7 @@
                 <w:i w:val="0"/>
                 <w:sz w:val="16"/>
               </w:rPr>
-              <w:t>S00</w:t>
+              <w:t>S04</w:t>
               <w:br/>
             </w:r>
             <w:r>
@@ -1518,7 +1968,7 @@
                 <w:color w:val="64748B"/>
                 <w:sz w:val="14"/>
               </w:rPr>
-              <w:t>Identification</w:t>
+              <w:t>Emploi</w:t>
             </w:r>
           </w:p>
         </w:tc>
@@ -1565,7 +2015,7 @@
                 <w:i w:val="0"/>
                 <w:sz w:val="17"/>
               </w:rPr>
-              <w:t>Prière de renseigner la bonne adresse.</w:t>
+              <w:t>Attention ! Le nombre de jours (6 jours) que IDRISSA CAMARA a travaillés par mois semble être inférieur à 15.</w:t>
             </w:r>
           </w:p>
         </w:tc>
@@ -1598,7 +2048,7 @@
                 <w:i w:val="0"/>
                 <w:sz w:val="16"/>
               </w:rPr>
-              <w:t>S02</w:t>
+              <w:t>S04</w:t>
               <w:br/>
             </w:r>
             <w:r>
@@ -1608,7 +2058,7 @@
                 <w:color w:val="64748B"/>
                 <w:sz w:val="14"/>
               </w:rPr>
-              <w:t>Éducation</w:t>
+              <w:t>Emploi</w:t>
             </w:r>
           </w:p>
         </w:tc>
@@ -1655,7 +2105,7 @@
                 <w:i w:val="0"/>
                 <w:sz w:val="17"/>
               </w:rPr>
-              <w:t>veuillez, s'il vous plait, confirmer la cotisation ( 500 FCFA) payée de DIEYNABA AÏDARA avec le QG ou apporter les corrections nécessaires.</w:t>
+              <w:t>Veuillez, s'il vous plaît, confirmer cette information.</w:t>
             </w:r>
           </w:p>
         </w:tc>
@@ -1688,7 +2138,7 @@
                 <w:i w:val="0"/>
                 <w:sz w:val="16"/>
               </w:rPr>
-              <w:t>S02</w:t>
+              <w:t>S04</w:t>
               <w:br/>
             </w:r>
             <w:r>
@@ -1698,7 +2148,7 @@
                 <w:color w:val="64748B"/>
                 <w:sz w:val="14"/>
               </w:rPr>
-              <w:t>Éducation</w:t>
+              <w:t>Emploi</w:t>
             </w:r>
           </w:p>
         </w:tc>
@@ -1714,7 +2164,7 @@
                 <w:color w:val="16A34A"/>
                 <w:sz w:val="16"/>
               </w:rPr>
-              <w:t>—</w:t>
+              <w:t>s01q47__1, s01q47__2, s01q47__3, s01q47__4, s01q47__5, s01q47__6, s01q47__7, s02q15</w:t>
             </w:r>
           </w:p>
         </w:tc>
@@ -1745,7 +2195,7 @@
                 <w:i w:val="0"/>
                 <w:sz w:val="17"/>
               </w:rPr>
-              <w:t>S'il s'agit d'achat de carburant, d'un abonnement ou dépense en &lt;teliman&gt;, d'une dépense en &lt;sotrama&gt; ou en &lt;taxi&gt; afin de se rendre à l'école, prière d'annuler ces dépenses dans cette section et de les renseignées au niveau de la section 9.</w:t>
+              <w:t>Attention! le nombre d'heure (3 heures) que OULEYMATOU LY a travaillé par jour semble faible, veuillez s'il vous plait confirmer cette information avec le QG.</w:t>
             </w:r>
           </w:p>
         </w:tc>
@@ -1778,7 +2228,7 @@
                 <w:i w:val="0"/>
                 <w:sz w:val="16"/>
               </w:rPr>
-              <w:t>S02</w:t>
+              <w:t>S04</w:t>
               <w:br/>
             </w:r>
             <w:r>
@@ -1788,7 +2238,7 @@
                 <w:color w:val="64748B"/>
                 <w:sz w:val="14"/>
               </w:rPr>
-              <w:t>Éducation</w:t>
+              <w:t>Emploi</w:t>
             </w:r>
           </w:p>
         </w:tc>
@@ -1835,7 +2285,7 @@
                 <w:i w:val="0"/>
                 <w:sz w:val="17"/>
               </w:rPr>
-              <w:t>veuillez, s'il vous plait, confirmer la cotisation ( 5000 FCFA) payée de AMINATA SY avec le QG ou apporter les corrections nécessaires.</w:t>
+              <w:t>Attention ! Le nombre de jours que IDRISSA CAMARA a travaillés par mois semble être inférieur à 15.</w:t>
             </w:r>
           </w:p>
         </w:tc>
@@ -1868,7 +2318,7 @@
                 <w:i w:val="0"/>
                 <w:sz w:val="16"/>
               </w:rPr>
-              <w:t>S02</w:t>
+              <w:t>S04</w:t>
               <w:br/>
             </w:r>
             <w:r>
@@ -1878,7 +2328,7 @@
                 <w:color w:val="64748B"/>
                 <w:sz w:val="14"/>
               </w:rPr>
-              <w:t>Éducation</w:t>
+              <w:t>Emploi</w:t>
             </w:r>
           </w:p>
         </w:tc>
@@ -1925,7 +2375,7 @@
                 <w:i w:val="0"/>
                 <w:sz w:val="17"/>
               </w:rPr>
-              <w:t>Attention ! Le frais de scolarité (35000 Fcfa) de AMINATA SY en 1ére année de Secondaire 1 (Moyen) Général est relativement élevé par rapport aux autres frais de scolarités observés dans cette zone.</w:t>
+              <w:t>Veuillez, s'il vous plaît, confirmer cette information.</w:t>
             </w:r>
           </w:p>
         </w:tc>
@@ -1958,7 +2408,7 @@
                 <w:i w:val="0"/>
                 <w:sz w:val="16"/>
               </w:rPr>
-              <w:t>S02</w:t>
+              <w:t>S06</w:t>
               <w:br/>
             </w:r>
             <w:r>
@@ -1968,7 +2418,7 @@
                 <w:color w:val="64748B"/>
                 <w:sz w:val="14"/>
               </w:rPr>
-              <w:t>Éducation</w:t>
+              <w:t>Crédit &amp; épargne</w:t>
             </w:r>
           </w:p>
         </w:tc>
@@ -2015,7 +2465,7 @@
                 <w:i w:val="0"/>
                 <w:sz w:val="17"/>
               </w:rPr>
-              <w:t>Prière de corriger ou de confirmer avec le QG.</w:t>
+              <w:t>Veuillez vous rassurez réellement que la personne n'a pas affecté de crédit immobilier.</w:t>
             </w:r>
           </w:p>
         </w:tc>
@@ -2048,7 +2498,7 @@
                 <w:i w:val="0"/>
                 <w:sz w:val="16"/>
               </w:rPr>
-              <w:t>S02</w:t>
+              <w:t>S07</w:t>
               <w:br/>
             </w:r>
             <w:r>
@@ -2058,7 +2508,7 @@
                 <w:color w:val="64748B"/>
                 <w:sz w:val="14"/>
               </w:rPr>
-              <w:t>Éducation</w:t>
+              <w:t>Consommation alimentaire</w:t>
             </w:r>
           </w:p>
         </w:tc>
@@ -2105,7 +2555,7 @@
                 <w:i w:val="0"/>
                 <w:sz w:val="17"/>
               </w:rPr>
-              <w:t>Attention ! Le frais de cotisation (5000 Fcfa) de AMINATA SY en 1ére année de Secondaire 1 (Moyen) Général est relativement élevé par rapport aux autres frais de cotisation observés dans cette zone.</w:t>
+              <w:t>Attention ! La dépense du répas pris à l'extérieur de AÏSSATOU CAMARA (5450 Fcfa) au cours de 7 derniers jours est relativement élevé.</w:t>
             </w:r>
           </w:p>
         </w:tc>
@@ -2138,7 +2588,7 @@
                 <w:i w:val="0"/>
                 <w:sz w:val="16"/>
               </w:rPr>
-              <w:t>S03</w:t>
+              <w:t>S07</w:t>
               <w:br/>
             </w:r>
             <w:r>
@@ -2148,7 +2598,7 @@
                 <w:color w:val="64748B"/>
                 <w:sz w:val="14"/>
               </w:rPr>
-              <w:t>Santé</w:t>
+              <w:t>Consommation alimentaire</w:t>
             </w:r>
           </w:p>
         </w:tc>
@@ -2164,7 +2614,7 @@
                 <w:color w:val="16A34A"/>
                 <w:sz w:val="16"/>
               </w:rPr>
-              <w:t>s01q02, s01q12, s01q13, s02q03__2, s03q01, s01q00b</w:t>
+              <w:t>—</w:t>
             </w:r>
           </w:p>
         </w:tc>
@@ -2195,7 +2645,7 @@
                 <w:i w:val="0"/>
                 <w:sz w:val="17"/>
               </w:rPr>
-              <w:t>La section n'est pas renseignée pour NDEYE SY, prière de la renseigner.</w:t>
+              <w:t>Prière de corriger ou de confirmer avec le QG.</w:t>
             </w:r>
           </w:p>
         </w:tc>
@@ -2228,7 +2678,7 @@
                 <w:i w:val="0"/>
                 <w:sz w:val="16"/>
               </w:rPr>
-              <w:t>S04</w:t>
+              <w:t>S07</w:t>
               <w:br/>
             </w:r>
             <w:r>
@@ -2238,7 +2688,7 @@
                 <w:color w:val="64748B"/>
                 <w:sz w:val="14"/>
               </w:rPr>
-              <w:t>Emploi</w:t>
+              <w:t>Consommation alimentaire</w:t>
             </w:r>
           </w:p>
         </w:tc>
@@ -2285,7 +2735,7 @@
                 <w:i w:val="0"/>
                 <w:sz w:val="17"/>
               </w:rPr>
-              <w:t>Attention ! Le nombre de jours (6 jours) que IDRISSA CAMARA a travaillés par mois semble être inférieur à 15.</w:t>
+              <w:t>Attention ! La dépense du répas pris à l'extérieur de IDRISSA CAMARA (12750 Fcfa) au cours de 7 derniers jours est relativement élevé.</w:t>
             </w:r>
           </w:p>
         </w:tc>
@@ -2318,7 +2768,7 @@
                 <w:i w:val="0"/>
                 <w:sz w:val="16"/>
               </w:rPr>
-              <w:t>S04</w:t>
+              <w:t>S07</w:t>
               <w:br/>
             </w:r>
             <w:r>
@@ -2328,7 +2778,7 @@
                 <w:color w:val="64748B"/>
                 <w:sz w:val="14"/>
               </w:rPr>
-              <w:t>Emploi</w:t>
+              <w:t>Consommation alimentaire</w:t>
             </w:r>
           </w:p>
         </w:tc>
@@ -2375,7 +2825,7 @@
                 <w:i w:val="0"/>
                 <w:sz w:val="17"/>
               </w:rPr>
-              <w:t>Veuillez, s'il vous plaît, confirmer cette information.</w:t>
+              <w:t>Attention ! La dépense du répas pris à l'extérieur de MAÏMOUNA CAMARA (8500 Fcfa) au cours de 7 derniers jours est relativement élevé.</w:t>
             </w:r>
           </w:p>
         </w:tc>
@@ -2408,7 +2858,7 @@
                 <w:i w:val="0"/>
                 <w:sz w:val="16"/>
               </w:rPr>
-              <w:t>S04</w:t>
+              <w:t>S07</w:t>
               <w:br/>
             </w:r>
             <w:r>
@@ -2418,7 +2868,7 @@
                 <w:color w:val="64748B"/>
                 <w:sz w:val="14"/>
               </w:rPr>
-              <w:t>Emploi</w:t>
+              <w:t>Consommation alimentaire</w:t>
             </w:r>
           </w:p>
         </w:tc>
@@ -2434,7 +2884,7 @@
                 <w:color w:val="16A34A"/>
                 <w:sz w:val="16"/>
               </w:rPr>
-              <w:t>s01q47__1, s01q47__2, s01q47__3, s01q47__4, s01q47__5, s01q47__6, s01q47__7, s02q15</w:t>
+              <w:t>—</w:t>
             </w:r>
           </w:p>
         </w:tc>
@@ -2465,7 +2915,7 @@
                 <w:i w:val="0"/>
                 <w:sz w:val="17"/>
               </w:rPr>
-              <w:t>Attention! le nombre d'heure (3 heures) que OULEYMATOU LY a travaillé par jour semble faible, veuillez s'il vous plait confirmer cette information avec le QG.</w:t>
+              <w:t>Attention ! Le prix unitaire d'achat (100 Fcfa) de Poivron frais en Pièce (Petit) est relativement élevé par rapport aux autres prix observés dans cette zone.</w:t>
             </w:r>
           </w:p>
         </w:tc>
@@ -2498,7 +2948,7 @@
                 <w:i w:val="0"/>
                 <w:sz w:val="16"/>
               </w:rPr>
-              <w:t>S04</w:t>
+              <w:t>S07</w:t>
               <w:br/>
             </w:r>
             <w:r>
@@ -2508,7 +2958,7 @@
                 <w:color w:val="64748B"/>
                 <w:sz w:val="14"/>
               </w:rPr>
-              <w:t>Emploi</w:t>
+              <w:t>Consommation alimentaire</w:t>
             </w:r>
           </w:p>
         </w:tc>
@@ -2555,7 +3005,7 @@
                 <w:i w:val="0"/>
                 <w:sz w:val="17"/>
               </w:rPr>
-              <w:t>Attention ! Le nombre de jours que IDRISSA CAMARA a travaillés par mois semble être inférieur à 15.</w:t>
+              <w:t>Prière de corriger ou de confirmer avec le QG.</w:t>
             </w:r>
           </w:p>
         </w:tc>
@@ -2588,7 +3038,7 @@
                 <w:i w:val="0"/>
                 <w:sz w:val="16"/>
               </w:rPr>
-              <w:t>S04</w:t>
+              <w:t>S07</w:t>
               <w:br/>
             </w:r>
             <w:r>
@@ -2598,7 +3048,7 @@
                 <w:color w:val="64748B"/>
                 <w:sz w:val="14"/>
               </w:rPr>
-              <w:t>Emploi</w:t>
+              <w:t>Consommation alimentaire</w:t>
             </w:r>
           </w:p>
         </w:tc>
@@ -2645,7 +3095,7 @@
                 <w:i w:val="0"/>
                 <w:sz w:val="17"/>
               </w:rPr>
-              <w:t>Veuillez, s'il vous plaît, confirmer cette information.</w:t>
+              <w:t>Attention ! Le prix unitaire d'achat (200 Fcfa) de Poisson séché Guedj Con en Morceau (Portion) (Petit) est relativement élevé par rapport aux autres prix observés dans cette zone.</w:t>
             </w:r>
           </w:p>
         </w:tc>
@@ -2678,7 +3128,7 @@
                 <w:i w:val="0"/>
                 <w:sz w:val="16"/>
               </w:rPr>
-              <w:t>S06</w:t>
+              <w:t>S07</w:t>
               <w:br/>
             </w:r>
             <w:r>
@@ -2688,7 +3138,7 @@
                 <w:color w:val="64748B"/>
                 <w:sz w:val="14"/>
               </w:rPr>
-              <w:t>Crédit &amp; épargne</w:t>
+              <w:t>Consommation alimentaire</w:t>
             </w:r>
           </w:p>
         </w:tc>
@@ -2735,7 +3185,7 @@
                 <w:i w:val="0"/>
                 <w:sz w:val="17"/>
               </w:rPr>
-              <w:t>Veuillez vous rassurez réellement que la personne n'a pas affecté de crédit immobilier.</w:t>
+              <w:t>Attention ! Le prix unitaire d'achat (400 Fcfa) de Riz local brisé en Kg (taille unique) est relativement élevé par rapport aux autres prix observés dans cette zone.</w:t>
             </w:r>
           </w:p>
         </w:tc>
@@ -2768,7 +3218,7 @@
                 <w:i w:val="0"/>
                 <w:sz w:val="16"/>
               </w:rPr>
-              <w:t>S07</w:t>
+              <w:t>S09</w:t>
               <w:br/>
             </w:r>
             <w:r>
@@ -2778,7 +3228,7 @@
                 <w:color w:val="64748B"/>
                 <w:sz w:val="14"/>
               </w:rPr>
-              <w:t>Consommation alimentaire</w:t>
+              <w:t>Dépenses non alimentaires</w:t>
             </w:r>
           </w:p>
         </w:tc>
@@ -2825,7 +3275,7 @@
                 <w:i w:val="0"/>
                 <w:sz w:val="17"/>
               </w:rPr>
-              <w:t>Attention ! La dépense du répas pris à l'extérieur de AÏSSATOU CAMARA (5450 Fcfa) au cours de 7 derniers jours est relativement élevé.</w:t>
+              <w:t>Attention ! La dépense du ménage de OULEYMATOU LY (2800 Fcfa) au cours de 7 derniers jours de Transport urbain en taxi est relativement élevé.</w:t>
             </w:r>
           </w:p>
         </w:tc>
@@ -2858,7 +3308,7 @@
                 <w:i w:val="0"/>
                 <w:sz w:val="16"/>
               </w:rPr>
-              <w:t>S07</w:t>
+              <w:t>S09</w:t>
               <w:br/>
             </w:r>
             <w:r>
@@ -2868,7 +3318,7 @@
                 <w:color w:val="64748B"/>
                 <w:sz w:val="14"/>
               </w:rPr>
-              <w:t>Consommation alimentaire</w:t>
+              <w:t>Dépenses non alimentaires</w:t>
             </w:r>
           </w:p>
         </w:tc>
@@ -2948,7 +3398,7 @@
                 <w:i w:val="0"/>
                 <w:sz w:val="16"/>
               </w:rPr>
-              <w:t>S07</w:t>
+              <w:t>S09</w:t>
               <w:br/>
             </w:r>
             <w:r>
@@ -2958,7 +3408,7 @@
                 <w:color w:val="64748B"/>
                 <w:sz w:val="14"/>
               </w:rPr>
-              <w:t>Consommation alimentaire</w:t>
+              <w:t>Dépenses non alimentaires</w:t>
             </w:r>
           </w:p>
         </w:tc>
@@ -2974,7 +3424,7 @@
                 <w:color w:val="16A34A"/>
                 <w:sz w:val="16"/>
               </w:rPr>
-              <w:t>—</w:t>
+              <w:t>s01q23, s01q00b, s01q23_autre</w:t>
             </w:r>
           </w:p>
         </w:tc>
@@ -3005,7 +3455,7 @@
                 <w:i w:val="0"/>
                 <w:sz w:val="17"/>
               </w:rPr>
-              <w:t>Attention ! La dépense du répas pris à l'extérieur de IDRISSA CAMARA (12750 Fcfa) au cours de 7 derniers jours est relativement élevé.</w:t>
+              <w:t>La dernière fois que vous avez acheté Bois de chauffe ramassé/coupé (estimer la valeur) est menuiserie et semble exister dans les modalités, prière de prendre attache avec le QG pour plus d'explication afin de la classer bien.</w:t>
             </w:r>
           </w:p>
         </w:tc>
@@ -3038,7 +3488,7 @@
                 <w:i w:val="0"/>
                 <w:sz w:val="16"/>
               </w:rPr>
-              <w:t>S07</w:t>
+              <w:t>S09</w:t>
               <w:br/>
             </w:r>
             <w:r>
@@ -3048,7 +3498,7 @@
                 <w:color w:val="64748B"/>
                 <w:sz w:val="14"/>
               </w:rPr>
-              <w:t>Consommation alimentaire</w:t>
+              <w:t>Dépenses non alimentaires</w:t>
             </w:r>
           </w:p>
         </w:tc>
@@ -3095,7 +3545,7 @@
                 <w:i w:val="0"/>
                 <w:sz w:val="17"/>
               </w:rPr>
-              <w:t>Attention ! La dépense du répas pris à l'extérieur de MAÏMOUNA CAMARA (8500 Fcfa) au cours de 7 derniers jours est relativement élevé.</w:t>
+              <w:t>Attention ! La dépense du ménage de OULEYMATOU LY (5000 Fcfa) au cours de 30 derniers jours de Bois de chauffe ramassé/coupé (estimer la valeur) est relativement élevé.</w:t>
             </w:r>
           </w:p>
         </w:tc>
@@ -3128,7 +3578,7 @@
                 <w:i w:val="0"/>
                 <w:sz w:val="16"/>
               </w:rPr>
-              <w:t>S07</w:t>
+              <w:t>S09</w:t>
               <w:br/>
             </w:r>
             <w:r>
@@ -3138,7 +3588,7 @@
                 <w:color w:val="64748B"/>
                 <w:sz w:val="14"/>
               </w:rPr>
-              <w:t>Consommation alimentaire</w:t>
+              <w:t>Dépenses non alimentaires</w:t>
             </w:r>
           </w:p>
         </w:tc>
@@ -3185,7 +3635,7 @@
                 <w:i w:val="0"/>
                 <w:sz w:val="17"/>
               </w:rPr>
-              <w:t>Attention ! Le prix unitaire d'achat (100 Fcfa) de Poivron frais en Pièce (Petit) est relativement élevé par rapport aux autres prix observés dans cette zone.</w:t>
+              <w:t>Prière de corriger ou de confirmer avec le QG.</w:t>
             </w:r>
           </w:p>
         </w:tc>
@@ -3218,7 +3668,7 @@
                 <w:i w:val="0"/>
                 <w:sz w:val="16"/>
               </w:rPr>
-              <w:t>S07</w:t>
+              <w:t>S09</w:t>
               <w:br/>
             </w:r>
             <w:r>
@@ -3228,7 +3678,7 @@
                 <w:color w:val="64748B"/>
                 <w:sz w:val="14"/>
               </w:rPr>
-              <w:t>Consommation alimentaire</w:t>
+              <w:t>Dépenses non alimentaires</w:t>
             </w:r>
           </w:p>
         </w:tc>
@@ -3275,7 +3725,7 @@
                 <w:i w:val="0"/>
                 <w:sz w:val="17"/>
               </w:rPr>
-              <w:t>Prière de corriger ou de confirmer avec le QG.</w:t>
+              <w:t>Attention ! La dépense du ménage de OULEYMATOU LY (3200 Fcfa) au cours de 30 derniers jours de Gaz domestique 6 kilogrammes est relativement élevé.</w:t>
             </w:r>
           </w:p>
         </w:tc>
@@ -3308,7 +3758,7 @@
                 <w:i w:val="0"/>
                 <w:sz w:val="16"/>
               </w:rPr>
-              <w:t>S07</w:t>
+              <w:t>S09</w:t>
               <w:br/>
             </w:r>
             <w:r>
@@ -3318,7 +3768,7 @@
                 <w:color w:val="64748B"/>
                 <w:sz w:val="14"/>
               </w:rPr>
-              <w:t>Consommation alimentaire</w:t>
+              <w:t>Dépenses non alimentaires</w:t>
             </w:r>
           </w:p>
         </w:tc>
@@ -3365,7 +3815,7 @@
                 <w:i w:val="0"/>
                 <w:sz w:val="17"/>
               </w:rPr>
-              <w:t>Attention ! Le prix unitaire d'achat (200 Fcfa) de Poisson séché Guedj Con en Morceau (Portion) (Petit) est relativement élevé par rapport aux autres prix observés dans cette zone.</w:t>
+              <w:t>Attention ! La dépense du ménage de OULEYMATOU LY (500 Fcfa) au cours de 30 derniers jours de Autres produits de toilettes (rasoir, coton, crème/mousse à raser etc.) est relativement élevé.</w:t>
             </w:r>
           </w:p>
         </w:tc>
@@ -3398,7 +3848,7 @@
                 <w:i w:val="0"/>
                 <w:sz w:val="16"/>
               </w:rPr>
-              <w:t>S07</w:t>
+              <w:t>S09</w:t>
               <w:br/>
             </w:r>
             <w:r>
@@ -3408,7 +3858,7 @@
                 <w:color w:val="64748B"/>
                 <w:sz w:val="14"/>
               </w:rPr>
-              <w:t>Consommation alimentaire</w:t>
+              <w:t>Dépenses non alimentaires</w:t>
             </w:r>
           </w:p>
         </w:tc>
@@ -3455,7 +3905,7 @@
                 <w:i w:val="0"/>
                 <w:sz w:val="17"/>
               </w:rPr>
-              <w:t>Attention ! Le prix unitaire d'achat (400 Fcfa) de Riz local brisé en Kg (taille unique) est relativement élevé par rapport aux autres prix observés dans cette zone.</w:t>
+              <w:t>Attention ! La dépense du ménage de OULEYMATOU LY (300000 Fcfa) au cours de 12 derniers mois de Matériel pour l'entretien et les petites réparations du logement (remplacement d'une tôle, d'une vitre, etc.</w:t>
             </w:r>
           </w:p>
         </w:tc>
@@ -3545,7 +3995,7 @@
                 <w:i w:val="0"/>
                 <w:sz w:val="17"/>
               </w:rPr>
-              <w:t>Attention ! La dépense du ménage de OULEYMATOU LY (2800 Fcfa) au cours de 7 derniers jours de Transport urbain en taxi est relativement élevé.</w:t>
+              <w:t>) est relativement élevé.</w:t>
             </w:r>
           </w:p>
         </w:tc>
@@ -3694,7 +4144,7 @@
                 <w:color w:val="16A34A"/>
                 <w:sz w:val="16"/>
               </w:rPr>
-              <w:t>s01q23, s01q00b, s01q23_autre</w:t>
+              <w:t>—</w:t>
             </w:r>
           </w:p>
         </w:tc>
@@ -3725,7 +4175,7 @@
                 <w:i w:val="0"/>
                 <w:sz w:val="17"/>
               </w:rPr>
-              <w:t>La dernière fois que vous avez acheté Bois de chauffe ramassé/coupé (estimer la valeur) est menuiserie et semble exister dans les modalités, prière de prendre attache avec le QG pour plus d'explication afin de la classer bien.</w:t>
+              <w:t>Attention ! La dépense du ménage de OULEYMATOU LY (360000 Fcfa) au cours de 12 derniers mois de Achat d'un appareil électro-ménager: frigo, climatiseurs, réchaud, four, cuisinière, lave-linge, chauffe-eau, fer à repasser, etc est relativement élevé.</w:t>
             </w:r>
           </w:p>
         </w:tc>
@@ -3815,7 +4265,7 @@
                 <w:i w:val="0"/>
                 <w:sz w:val="17"/>
               </w:rPr>
-              <w:t>Attention ! La dépense du ménage de OULEYMATOU LY (5000 Fcfa) au cours de 30 derniers jours de Bois de chauffe ramassé/coupé (estimer la valeur) est relativement élevé.</w:t>
+              <w:t>Attention ! La dépense du ménage de OULEYMATOU LY (8000 Fcfa) au cours de 12 derniers mois de Autres effets personnels :valise, sac voyage, sac main, perruques, chapeau, lunettes solaires, parapluies, parasol, canne, porte-monnaie/feuille, articles pour fumeurs (cendrier etc.); articles bébé (poussette, sièges), articles funéraires, etc est relativement élevé.</w:t>
             </w:r>
           </w:p>
         </w:tc>
@@ -3848,7 +4298,7 @@
                 <w:i w:val="0"/>
                 <w:sz w:val="16"/>
               </w:rPr>
-              <w:t>S09</w:t>
+              <w:t>S10</w:t>
               <w:br/>
             </w:r>
             <w:r>
@@ -3858,7 +4308,7 @@
                 <w:color w:val="64748B"/>
                 <w:sz w:val="14"/>
               </w:rPr>
-              <w:t>Dépenses non alimentaires</w:t>
+              <w:t>Logement</w:t>
             </w:r>
           </w:p>
         </w:tc>
@@ -3905,7 +4355,7 @@
                 <w:i w:val="0"/>
                 <w:sz w:val="17"/>
               </w:rPr>
-              <w:t>Prière de corriger ou de confirmer avec le QG.</w:t>
+              <w:t>L'entreprise vente de glace est généralement une entreprise commerciale ou de service dont elle ne depense pas en achat de matières premières.Elle ne transforme pas de produit donc ne peut pas obtenir un montant sur la vente des produits transformés (10.48 ou 10.49).</w:t>
             </w:r>
           </w:p>
         </w:tc>
@@ -3938,7 +4388,7 @@
                 <w:i w:val="0"/>
                 <w:sz w:val="16"/>
               </w:rPr>
-              <w:t>S09</w:t>
+              <w:t>S10</w:t>
               <w:br/>
             </w:r>
             <w:r>
@@ -3948,7 +4398,7 @@
                 <w:color w:val="64748B"/>
                 <w:sz w:val="14"/>
               </w:rPr>
-              <w:t>Dépenses non alimentaires</w:t>
+              <w:t>Logement</w:t>
             </w:r>
           </w:p>
         </w:tc>
@@ -3995,7 +4445,7 @@
                 <w:i w:val="0"/>
                 <w:sz w:val="17"/>
               </w:rPr>
-              <w:t>Attention ! La dépense du ménage de OULEYMATOU LY (3200 Fcfa) au cours de 30 derniers jours de Gaz domestique 6 kilogrammes est relativement élevé.</w:t>
+              <w:t>Prière de mettre 0 pour ces questions si elles ne font pas de transformation.</w:t>
             </w:r>
           </w:p>
         </w:tc>
@@ -4028,7 +4478,7 @@
                 <w:i w:val="0"/>
                 <w:sz w:val="16"/>
               </w:rPr>
-              <w:t>S09</w:t>
+              <w:t>S10</w:t>
               <w:br/>
             </w:r>
             <w:r>
@@ -4038,7 +4488,7 @@
                 <w:color w:val="64748B"/>
                 <w:sz w:val="14"/>
               </w:rPr>
-              <w:t>Dépenses non alimentaires</w:t>
+              <w:t>Logement</w:t>
             </w:r>
           </w:p>
         </w:tc>
@@ -4085,7 +4535,7 @@
                 <w:i w:val="0"/>
                 <w:sz w:val="17"/>
               </w:rPr>
-              <w:t>Attention ! La dépense du ménage de OULEYMATOU LY (500 Fcfa) au cours de 30 derniers jours de Autres produits de toilettes (rasoir, coton, crème/mousse à raser etc.) est relativement élevé.</w:t>
+              <w:t>L'entreprise vente de glace n'est pas une entreprise de fabrication et pourtant vous avez renseigné soit renseigner la question 10.48 ou 10.49, si vous pensez qu'elle est une entreprise de fabrication prière de reprendre le classement de la nomenclature en 10.17a ou s'elle ne fait de fabrication merci de mettre 0 en 10.48 et 10.49.</w:t>
             </w:r>
           </w:p>
         </w:tc>
@@ -4118,7 +4568,7 @@
                 <w:i w:val="0"/>
                 <w:sz w:val="16"/>
               </w:rPr>
-              <w:t>S09</w:t>
+              <w:t>S10</w:t>
               <w:br/>
             </w:r>
             <w:r>
@@ -4128,7 +4578,7 @@
                 <w:color w:val="64748B"/>
                 <w:sz w:val="14"/>
               </w:rPr>
-              <w:t>Dépenses non alimentaires</w:t>
+              <w:t>Logement</w:t>
             </w:r>
           </w:p>
         </w:tc>
@@ -4175,7 +4625,7 @@
                 <w:i w:val="0"/>
                 <w:sz w:val="17"/>
               </w:rPr>
-              <w:t>Attention ! La dépense du ménage de OULEYMATOU LY (300000 Fcfa) au cours de 12 derniers mois de Matériel pour l'entretien et les petites réparations du logement (remplacement d'une tôle, d'une vitre, etc.</w:t>
+              <w:t>Mettre soit le montant en 10.46 et 10.47 s'elle fait de commerce ou mettre en 10.50 s'elle rend service.</w:t>
             </w:r>
           </w:p>
         </w:tc>
@@ -4208,7 +4658,7 @@
                 <w:i w:val="0"/>
                 <w:sz w:val="16"/>
               </w:rPr>
-              <w:t>S09</w:t>
+              <w:t>S11</w:t>
               <w:br/>
             </w:r>
             <w:r>
@@ -4218,7 +4668,7 @@
                 <w:color w:val="64748B"/>
                 <w:sz w:val="14"/>
               </w:rPr>
-              <w:t>Dépenses non alimentaires</w:t>
+              <w:t>Logement / cadre de vie</w:t>
             </w:r>
           </w:p>
         </w:tc>
@@ -4265,7 +4715,7 @@
                 <w:i w:val="0"/>
                 <w:sz w:val="17"/>
               </w:rPr>
-              <w:t>) est relativement élevé.</w:t>
+              <w:t>Attention!!! Les ménages vivants dans un(e) Maison Basse à TAMBACOUNDA Urbain ont généralement comme principal matériau de construction le/la Ciment/Béton/Pierres de taille, mais celui du ménage de OULEYMATOU LY (Briques cuites) diffère de celui-ci.</w:t>
             </w:r>
           </w:p>
         </w:tc>
@@ -4298,7 +4748,7 @@
                 <w:i w:val="0"/>
                 <w:sz w:val="16"/>
               </w:rPr>
-              <w:t>S09</w:t>
+              <w:t>S11</w:t>
               <w:br/>
             </w:r>
             <w:r>
@@ -4308,7 +4758,7 @@
                 <w:color w:val="64748B"/>
                 <w:sz w:val="14"/>
               </w:rPr>
-              <w:t>Dépenses non alimentaires</w:t>
+              <w:t>Logement / cadre de vie</w:t>
             </w:r>
           </w:p>
         </w:tc>
@@ -4355,7 +4805,7 @@
                 <w:i w:val="0"/>
                 <w:sz w:val="17"/>
               </w:rPr>
-              <w:t>Prière de corriger ou de confirmer avec le QG.</w:t>
+              <w:t>Prière de vérifier pour être sûr que vous avez choisi les bonnes modalités des questions 11.01 et 11.18 .</w:t>
             </w:r>
           </w:p>
         </w:tc>
@@ -4388,7 +4838,7 @@
                 <w:i w:val="0"/>
                 <w:sz w:val="16"/>
               </w:rPr>
-              <w:t>S09</w:t>
+              <w:t>S11</w:t>
               <w:br/>
             </w:r>
             <w:r>
@@ -4398,7 +4848,7 @@
                 <w:color w:val="64748B"/>
                 <w:sz w:val="14"/>
               </w:rPr>
-              <w:t>Dépenses non alimentaires</w:t>
+              <w:t>Logement / cadre de vie</w:t>
             </w:r>
           </w:p>
         </w:tc>
@@ -4445,7 +4895,7 @@
                 <w:i w:val="0"/>
                 <w:sz w:val="17"/>
               </w:rPr>
-              <w:t>Attention ! La dépense du ménage de OULEYMATOU LY (360000 Fcfa) au cours de 12 derniers mois de Achat d'un appareil électro-ménager: frigo, climatiseurs, réchaud, four, cuisinière, lave-linge, chauffe-eau, fer à repasser, etc est relativement élevé.</w:t>
+              <w:t>Merci de ne pas corriger si vous êtes sûr de celui donné par le ménage et observé par vous.</w:t>
             </w:r>
           </w:p>
         </w:tc>
@@ -4478,7 +4928,7 @@
                 <w:i w:val="0"/>
                 <w:sz w:val="16"/>
               </w:rPr>
-              <w:t>S09</w:t>
+              <w:t>S11</w:t>
               <w:br/>
             </w:r>
             <w:r>
@@ -4488,7 +4938,7 @@
                 <w:color w:val="64748B"/>
                 <w:sz w:val="14"/>
               </w:rPr>
-              <w:t>Dépenses non alimentaires</w:t>
+              <w:t>Logement / cadre de vie</w:t>
             </w:r>
           </w:p>
         </w:tc>
@@ -4535,7 +4985,7 @@
                 <w:i w:val="0"/>
                 <w:sz w:val="17"/>
               </w:rPr>
-              <w:t>Attention ! La dépense du ménage de OULEYMATOU LY (8000 Fcfa) au cours de 12 derniers mois de Autres effets personnels :valise, sac voyage, sac main, perruques, chapeau, lunettes solaires, parapluies, parasol, canne, porte-monnaie/feuille, articles pour fumeurs (cendrier etc.); articles bébé (poussette, sièges), articles funéraires, etc est relativement élevé.</w:t>
+              <w:t>Attention!!! Les ménages vivants dans un(e) Maison Basse à TAMBACOUNDA Urbain ont généralement comme principal matériau du toit le/la Tôles, mais celui du ménage de OULEYMATOU LY (Tuile) diffère de celui-ci.</w:t>
             </w:r>
           </w:p>
         </w:tc>
@@ -4568,7 +5018,7 @@
                 <w:i w:val="0"/>
                 <w:sz w:val="16"/>
               </w:rPr>
-              <w:t>S10</w:t>
+              <w:t>S11</w:t>
               <w:br/>
             </w:r>
             <w:r>
@@ -4578,7 +5028,7 @@
                 <w:color w:val="64748B"/>
                 <w:sz w:val="14"/>
               </w:rPr>
-              <w:t>Logement</w:t>
+              <w:t>Logement / cadre de vie</w:t>
             </w:r>
           </w:p>
         </w:tc>
@@ -4625,7 +5075,7 @@
                 <w:i w:val="0"/>
                 <w:sz w:val="17"/>
               </w:rPr>
-              <w:t>L'entreprise vente de glace est généralement une entreprise commerciale ou de service dont elle ne depense pas en achat de matières premières.Elle ne transforme pas de produit donc ne peut pas obtenir un montant sur la vente des produits transformés (10.48 ou 10.49).</w:t>
+              <w:t>Prière de vérifier pour être sûr que vous avez choisi les bonnes modalités des questions 11.01 et 11.19.</w:t>
             </w:r>
           </w:p>
         </w:tc>
@@ -4658,7 +5108,7 @@
                 <w:i w:val="0"/>
                 <w:sz w:val="16"/>
               </w:rPr>
-              <w:t>S10</w:t>
+              <w:t>S11</w:t>
               <w:br/>
             </w:r>
             <w:r>
@@ -4668,7 +5118,7 @@
                 <w:color w:val="64748B"/>
                 <w:sz w:val="14"/>
               </w:rPr>
-              <w:t>Logement</w:t>
+              <w:t>Logement / cadre de vie</w:t>
             </w:r>
           </w:p>
         </w:tc>
@@ -4715,7 +5165,7 @@
                 <w:i w:val="0"/>
                 <w:sz w:val="17"/>
               </w:rPr>
-              <w:t>Prière de mettre 0 pour ces questions si elles ne font pas de transformation.</w:t>
+              <w:t>Attention!!! Les ménages vivants dans un(e) Maison Basse à TAMBACOUNDA Urbain ont généralement comme principal matériau de revêtement du sol du logement le/la Ciment/Béton, mais celui du ménage de OULEYMATOU LY (Carreaux/Marbre) diffère de celui-ci.</w:t>
             </w:r>
           </w:p>
         </w:tc>
@@ -4748,7 +5198,7 @@
                 <w:i w:val="0"/>
                 <w:sz w:val="16"/>
               </w:rPr>
-              <w:t>S10</w:t>
+              <w:t>S12</w:t>
               <w:br/>
             </w:r>
             <w:r>
@@ -4758,7 +5208,7 @@
                 <w:color w:val="64748B"/>
                 <w:sz w:val="14"/>
               </w:rPr>
-              <w:t>Logement</w:t>
+              <w:t>Avoirs / biens durables</w:t>
             </w:r>
           </w:p>
         </w:tc>
@@ -4805,7 +5255,7 @@
                 <w:i w:val="0"/>
                 <w:sz w:val="17"/>
               </w:rPr>
-              <w:t>L'entreprise vente de glace n'est pas une entreprise de fabrication et pourtant vous avez renseigné soit renseigner la question 10.48 ou 10.49, si vous pensez qu'elle est une entreprise de fabrication prière de reprendre le classement de la nomenclature en 10.17a ou s'elle ne fait de fabrication merci de mettre 0 en 10.48 et 10.49.</w:t>
+              <w:t>Attention ! Appareil TV a été achété à 400000 Fcfa est relativement élevé par rapport aux autres prix d'achat observés dans cette zone.</w:t>
             </w:r>
           </w:p>
         </w:tc>
@@ -4838,7 +5288,7 @@
                 <w:i w:val="0"/>
                 <w:sz w:val="16"/>
               </w:rPr>
-              <w:t>S10</w:t>
+              <w:t>S12</w:t>
               <w:br/>
             </w:r>
             <w:r>
@@ -4848,7 +5298,7 @@
                 <w:color w:val="64748B"/>
                 <w:sz w:val="14"/>
               </w:rPr>
-              <w:t>Logement</w:t>
+              <w:t>Avoirs / biens durables</w:t>
             </w:r>
           </w:p>
         </w:tc>
@@ -4895,817 +5345,7 @@
                 <w:i w:val="0"/>
                 <w:sz w:val="17"/>
               </w:rPr>
-              <w:t>Mettre soit le montant en 10.46 et 10.47 s'elle fait de commerce ou mettre en 10.50 s'elle rend service.</w:t>
-            </w:r>
-          </w:p>
-        </w:tc>
-      </w:tr>
-      <w:tr>
-        <w:tc>
-          <w:tcPr>
-            <w:tcW w:type="dxa" w:w="964"/>
-          </w:tcPr>
-          <w:p>
-            <w:r>
-              <w:rPr>
-                <w:b/>
-                <w:i w:val="0"/>
-                <w:color w:val="EA580C"/>
-                <w:sz w:val="16"/>
-              </w:rPr>
-              <w:t>Moyenne</w:t>
-            </w:r>
-          </w:p>
-        </w:tc>
-        <w:tc>
-          <w:tcPr>
-            <w:tcW w:type="dxa" w:w="1247"/>
-          </w:tcPr>
-          <w:p>
-            <w:r>
-              <w:rPr>
-                <w:b/>
-                <w:i w:val="0"/>
-                <w:sz w:val="16"/>
-              </w:rPr>
-              <w:t>S11</w:t>
-              <w:br/>
-            </w:r>
-            <w:r>
-              <w:rPr>
-                <w:b w:val="0"/>
-                <w:i w:val="0"/>
-                <w:color w:val="64748B"/>
-                <w:sz w:val="14"/>
-              </w:rPr>
-              <w:t>Logement / cadre de vie</w:t>
-            </w:r>
-          </w:p>
-        </w:tc>
-        <w:tc>
-          <w:tcPr>
-            <w:tcW w:type="dxa" w:w="1531"/>
-          </w:tcPr>
-          <w:p>
-            <w:r>
-              <w:rPr>
-                <w:b/>
-                <w:i w:val="0"/>
-                <w:color w:val="16A34A"/>
-                <w:sz w:val="16"/>
-              </w:rPr>
-              <w:t>—</w:t>
-            </w:r>
-          </w:p>
-        </w:tc>
-        <w:tc>
-          <w:tcPr>
-            <w:tcW w:type="dxa" w:w="1191"/>
-          </w:tcPr>
-          <w:p>
-            <w:r>
-              <w:rPr>
-                <w:b w:val="0"/>
-                <w:i w:val="0"/>
-                <w:color w:val="64748B"/>
-                <w:sz w:val="16"/>
-              </w:rPr>
-              <w:t>GT-CQ</w:t>
-            </w:r>
-          </w:p>
-        </w:tc>
-        <w:tc>
-          <w:tcPr>
-            <w:tcW w:type="dxa" w:w="4706"/>
-          </w:tcPr>
-          <w:p>
-            <w:r>
-              <w:rPr>
-                <w:b w:val="0"/>
-                <w:i w:val="0"/>
-                <w:sz w:val="17"/>
-              </w:rPr>
-              <w:t>Attention!!! Les ménages vivants dans un(e) Maison Basse à TAMBACOUNDA Urbain ont généralement comme principal matériau de construction le/la Ciment/Béton/Pierres de taille, mais celui du ménage de OULEYMATOU LY (Briques cuites) diffère de celui-ci.</w:t>
-            </w:r>
-          </w:p>
-        </w:tc>
-      </w:tr>
-      <w:tr>
-        <w:tc>
-          <w:tcPr>
-            <w:tcW w:type="dxa" w:w="964"/>
-          </w:tcPr>
-          <w:p>
-            <w:r>
-              <w:rPr>
-                <w:b/>
-                <w:i w:val="0"/>
-                <w:color w:val="EA580C"/>
-                <w:sz w:val="16"/>
-              </w:rPr>
-              <w:t>Moyenne</w:t>
-            </w:r>
-          </w:p>
-        </w:tc>
-        <w:tc>
-          <w:tcPr>
-            <w:tcW w:type="dxa" w:w="1247"/>
-          </w:tcPr>
-          <w:p>
-            <w:r>
-              <w:rPr>
-                <w:b/>
-                <w:i w:val="0"/>
-                <w:sz w:val="16"/>
-              </w:rPr>
-              <w:t>S11</w:t>
-              <w:br/>
-            </w:r>
-            <w:r>
-              <w:rPr>
-                <w:b w:val="0"/>
-                <w:i w:val="0"/>
-                <w:color w:val="64748B"/>
-                <w:sz w:val="14"/>
-              </w:rPr>
-              <w:t>Logement / cadre de vie</w:t>
-            </w:r>
-          </w:p>
-        </w:tc>
-        <w:tc>
-          <w:tcPr>
-            <w:tcW w:type="dxa" w:w="1531"/>
-          </w:tcPr>
-          <w:p>
-            <w:r>
-              <w:rPr>
-                <w:b/>
-                <w:i w:val="0"/>
-                <w:color w:val="16A34A"/>
-                <w:sz w:val="16"/>
-              </w:rPr>
-              <w:t>—</w:t>
-            </w:r>
-          </w:p>
-        </w:tc>
-        <w:tc>
-          <w:tcPr>
-            <w:tcW w:type="dxa" w:w="1191"/>
-          </w:tcPr>
-          <w:p>
-            <w:r>
-              <w:rPr>
-                <w:b w:val="0"/>
-                <w:i w:val="0"/>
-                <w:color w:val="64748B"/>
-                <w:sz w:val="16"/>
-              </w:rPr>
-              <w:t>GT-CQ</w:t>
-            </w:r>
-          </w:p>
-        </w:tc>
-        <w:tc>
-          <w:tcPr>
-            <w:tcW w:type="dxa" w:w="4706"/>
-          </w:tcPr>
-          <w:p>
-            <w:r>
-              <w:rPr>
-                <w:b w:val="0"/>
-                <w:i w:val="0"/>
-                <w:sz w:val="17"/>
-              </w:rPr>
-              <w:t>Prière de vérifier pour être sûr que vous avez choisi les bonnes modalités des questions 11.01 et 11.18 .</w:t>
-            </w:r>
-          </w:p>
-        </w:tc>
-      </w:tr>
-      <w:tr>
-        <w:tc>
-          <w:tcPr>
-            <w:tcW w:type="dxa" w:w="964"/>
-          </w:tcPr>
-          <w:p>
-            <w:r>
-              <w:rPr>
-                <w:b/>
-                <w:i w:val="0"/>
-                <w:color w:val="EA580C"/>
-                <w:sz w:val="16"/>
-              </w:rPr>
-              <w:t>Moyenne</w:t>
-            </w:r>
-          </w:p>
-        </w:tc>
-        <w:tc>
-          <w:tcPr>
-            <w:tcW w:type="dxa" w:w="1247"/>
-          </w:tcPr>
-          <w:p>
-            <w:r>
-              <w:rPr>
-                <w:b/>
-                <w:i w:val="0"/>
-                <w:sz w:val="16"/>
-              </w:rPr>
-              <w:t>S11</w:t>
-              <w:br/>
-            </w:r>
-            <w:r>
-              <w:rPr>
-                <w:b w:val="0"/>
-                <w:i w:val="0"/>
-                <w:color w:val="64748B"/>
-                <w:sz w:val="14"/>
-              </w:rPr>
-              <w:t>Logement / cadre de vie</w:t>
-            </w:r>
-          </w:p>
-        </w:tc>
-        <w:tc>
-          <w:tcPr>
-            <w:tcW w:type="dxa" w:w="1531"/>
-          </w:tcPr>
-          <w:p>
-            <w:r>
-              <w:rPr>
-                <w:b/>
-                <w:i w:val="0"/>
-                <w:color w:val="16A34A"/>
-                <w:sz w:val="16"/>
-              </w:rPr>
-              <w:t>—</w:t>
-            </w:r>
-          </w:p>
-        </w:tc>
-        <w:tc>
-          <w:tcPr>
-            <w:tcW w:type="dxa" w:w="1191"/>
-          </w:tcPr>
-          <w:p>
-            <w:r>
-              <w:rPr>
-                <w:b w:val="0"/>
-                <w:i w:val="0"/>
-                <w:color w:val="64748B"/>
-                <w:sz w:val="16"/>
-              </w:rPr>
-              <w:t>GT-CQ</w:t>
-            </w:r>
-          </w:p>
-        </w:tc>
-        <w:tc>
-          <w:tcPr>
-            <w:tcW w:type="dxa" w:w="4706"/>
-          </w:tcPr>
-          <w:p>
-            <w:r>
-              <w:rPr>
-                <w:b w:val="0"/>
-                <w:i w:val="0"/>
-                <w:sz w:val="17"/>
-              </w:rPr>
-              <w:t>Merci de ne pas corriger si vous êtes sûr de celui donné par le ménage et observé par vous.</w:t>
-            </w:r>
-          </w:p>
-        </w:tc>
-      </w:tr>
-      <w:tr>
-        <w:tc>
-          <w:tcPr>
-            <w:tcW w:type="dxa" w:w="964"/>
-          </w:tcPr>
-          <w:p>
-            <w:r>
-              <w:rPr>
-                <w:b/>
-                <w:i w:val="0"/>
-                <w:color w:val="EA580C"/>
-                <w:sz w:val="16"/>
-              </w:rPr>
-              <w:t>Moyenne</w:t>
-            </w:r>
-          </w:p>
-        </w:tc>
-        <w:tc>
-          <w:tcPr>
-            <w:tcW w:type="dxa" w:w="1247"/>
-          </w:tcPr>
-          <w:p>
-            <w:r>
-              <w:rPr>
-                <w:b/>
-                <w:i w:val="0"/>
-                <w:sz w:val="16"/>
-              </w:rPr>
-              <w:t>S11</w:t>
-              <w:br/>
-            </w:r>
-            <w:r>
-              <w:rPr>
-                <w:b w:val="0"/>
-                <w:i w:val="0"/>
-                <w:color w:val="64748B"/>
-                <w:sz w:val="14"/>
-              </w:rPr>
-              <w:t>Logement / cadre de vie</w:t>
-            </w:r>
-          </w:p>
-        </w:tc>
-        <w:tc>
-          <w:tcPr>
-            <w:tcW w:type="dxa" w:w="1531"/>
-          </w:tcPr>
-          <w:p>
-            <w:r>
-              <w:rPr>
-                <w:b/>
-                <w:i w:val="0"/>
-                <w:color w:val="16A34A"/>
-                <w:sz w:val="16"/>
-              </w:rPr>
-              <w:t>—</w:t>
-            </w:r>
-          </w:p>
-        </w:tc>
-        <w:tc>
-          <w:tcPr>
-            <w:tcW w:type="dxa" w:w="1191"/>
-          </w:tcPr>
-          <w:p>
-            <w:r>
-              <w:rPr>
-                <w:b w:val="0"/>
-                <w:i w:val="0"/>
-                <w:color w:val="64748B"/>
-                <w:sz w:val="16"/>
-              </w:rPr>
-              <w:t>GT-CQ</w:t>
-            </w:r>
-          </w:p>
-        </w:tc>
-        <w:tc>
-          <w:tcPr>
-            <w:tcW w:type="dxa" w:w="4706"/>
-          </w:tcPr>
-          <w:p>
-            <w:r>
-              <w:rPr>
-                <w:b w:val="0"/>
-                <w:i w:val="0"/>
-                <w:sz w:val="17"/>
-              </w:rPr>
-              <w:t>Attention!!! Les ménages vivants dans un(e) Maison Basse à TAMBACOUNDA Urbain ont généralement comme principal matériau du toit le/la Tôles, mais celui du ménage de OULEYMATOU LY (Tuile) diffère de celui-ci.</w:t>
-            </w:r>
-          </w:p>
-        </w:tc>
-      </w:tr>
-      <w:tr>
-        <w:tc>
-          <w:tcPr>
-            <w:tcW w:type="dxa" w:w="964"/>
-          </w:tcPr>
-          <w:p>
-            <w:r>
-              <w:rPr>
-                <w:b/>
-                <w:i w:val="0"/>
-                <w:color w:val="EA580C"/>
-                <w:sz w:val="16"/>
-              </w:rPr>
-              <w:t>Moyenne</w:t>
-            </w:r>
-          </w:p>
-        </w:tc>
-        <w:tc>
-          <w:tcPr>
-            <w:tcW w:type="dxa" w:w="1247"/>
-          </w:tcPr>
-          <w:p>
-            <w:r>
-              <w:rPr>
-                <w:b/>
-                <w:i w:val="0"/>
-                <w:sz w:val="16"/>
-              </w:rPr>
-              <w:t>S11</w:t>
-              <w:br/>
-            </w:r>
-            <w:r>
-              <w:rPr>
-                <w:b w:val="0"/>
-                <w:i w:val="0"/>
-                <w:color w:val="64748B"/>
-                <w:sz w:val="14"/>
-              </w:rPr>
-              <w:t>Logement / cadre de vie</w:t>
-            </w:r>
-          </w:p>
-        </w:tc>
-        <w:tc>
-          <w:tcPr>
-            <w:tcW w:type="dxa" w:w="1531"/>
-          </w:tcPr>
-          <w:p>
-            <w:r>
-              <w:rPr>
-                <w:b/>
-                <w:i w:val="0"/>
-                <w:color w:val="16A34A"/>
-                <w:sz w:val="16"/>
-              </w:rPr>
-              <w:t>—</w:t>
-            </w:r>
-          </w:p>
-        </w:tc>
-        <w:tc>
-          <w:tcPr>
-            <w:tcW w:type="dxa" w:w="1191"/>
-          </w:tcPr>
-          <w:p>
-            <w:r>
-              <w:rPr>
-                <w:b w:val="0"/>
-                <w:i w:val="0"/>
-                <w:color w:val="64748B"/>
-                <w:sz w:val="16"/>
-              </w:rPr>
-              <w:t>GT-CQ</w:t>
-            </w:r>
-          </w:p>
-        </w:tc>
-        <w:tc>
-          <w:tcPr>
-            <w:tcW w:type="dxa" w:w="4706"/>
-          </w:tcPr>
-          <w:p>
-            <w:r>
-              <w:rPr>
-                <w:b w:val="0"/>
-                <w:i w:val="0"/>
-                <w:sz w:val="17"/>
-              </w:rPr>
-              <w:t>Prière de vérifier pour être sûr que vous avez choisi les bonnes modalités des questions 11.01 et 11.19.</w:t>
-            </w:r>
-          </w:p>
-        </w:tc>
-      </w:tr>
-      <w:tr>
-        <w:tc>
-          <w:tcPr>
-            <w:tcW w:type="dxa" w:w="964"/>
-          </w:tcPr>
-          <w:p>
-            <w:r>
-              <w:rPr>
-                <w:b/>
-                <w:i w:val="0"/>
-                <w:color w:val="EA580C"/>
-                <w:sz w:val="16"/>
-              </w:rPr>
-              <w:t>Moyenne</w:t>
-            </w:r>
-          </w:p>
-        </w:tc>
-        <w:tc>
-          <w:tcPr>
-            <w:tcW w:type="dxa" w:w="1247"/>
-          </w:tcPr>
-          <w:p>
-            <w:r>
-              <w:rPr>
-                <w:b/>
-                <w:i w:val="0"/>
-                <w:sz w:val="16"/>
-              </w:rPr>
-              <w:t>S11</w:t>
-              <w:br/>
-            </w:r>
-            <w:r>
-              <w:rPr>
-                <w:b w:val="0"/>
-                <w:i w:val="0"/>
-                <w:color w:val="64748B"/>
-                <w:sz w:val="14"/>
-              </w:rPr>
-              <w:t>Logement / cadre de vie</w:t>
-            </w:r>
-          </w:p>
-        </w:tc>
-        <w:tc>
-          <w:tcPr>
-            <w:tcW w:type="dxa" w:w="1531"/>
-          </w:tcPr>
-          <w:p>
-            <w:r>
-              <w:rPr>
-                <w:b/>
-                <w:i w:val="0"/>
-                <w:color w:val="16A34A"/>
-                <w:sz w:val="16"/>
-              </w:rPr>
-              <w:t>—</w:t>
-            </w:r>
-          </w:p>
-        </w:tc>
-        <w:tc>
-          <w:tcPr>
-            <w:tcW w:type="dxa" w:w="1191"/>
-          </w:tcPr>
-          <w:p>
-            <w:r>
-              <w:rPr>
-                <w:b w:val="0"/>
-                <w:i w:val="0"/>
-                <w:color w:val="64748B"/>
-                <w:sz w:val="16"/>
-              </w:rPr>
-              <w:t>GT-CQ</w:t>
-            </w:r>
-          </w:p>
-        </w:tc>
-        <w:tc>
-          <w:tcPr>
-            <w:tcW w:type="dxa" w:w="4706"/>
-          </w:tcPr>
-          <w:p>
-            <w:r>
-              <w:rPr>
-                <w:b w:val="0"/>
-                <w:i w:val="0"/>
-                <w:sz w:val="17"/>
-              </w:rPr>
-              <w:t>Attention!!! Les ménages vivants dans un(e) Maison Basse à TAMBACOUNDA Urbain ont généralement comme principal matériau de revêtement du sol du logement le/la Ciment/Béton, mais celui du ménage de OULEYMATOU LY (Carreaux/Marbre) diffère de celui-ci.</w:t>
-            </w:r>
-          </w:p>
-        </w:tc>
-      </w:tr>
-      <w:tr>
-        <w:tc>
-          <w:tcPr>
-            <w:tcW w:type="dxa" w:w="964"/>
-          </w:tcPr>
-          <w:p>
-            <w:r>
-              <w:rPr>
-                <w:b/>
-                <w:i w:val="0"/>
-                <w:color w:val="EA580C"/>
-                <w:sz w:val="16"/>
-              </w:rPr>
-              <w:t>Moyenne</w:t>
-            </w:r>
-          </w:p>
-        </w:tc>
-        <w:tc>
-          <w:tcPr>
-            <w:tcW w:type="dxa" w:w="1247"/>
-          </w:tcPr>
-          <w:p>
-            <w:r>
-              <w:rPr>
-                <w:b/>
-                <w:i w:val="0"/>
-                <w:sz w:val="16"/>
-              </w:rPr>
-              <w:t>S12</w:t>
-              <w:br/>
-            </w:r>
-            <w:r>
-              <w:rPr>
-                <w:b w:val="0"/>
-                <w:i w:val="0"/>
-                <w:color w:val="64748B"/>
-                <w:sz w:val="14"/>
-              </w:rPr>
-              <w:t>Avoirs / biens durables</w:t>
-            </w:r>
-          </w:p>
-        </w:tc>
-        <w:tc>
-          <w:tcPr>
-            <w:tcW w:type="dxa" w:w="1531"/>
-          </w:tcPr>
-          <w:p>
-            <w:r>
-              <w:rPr>
-                <w:b/>
-                <w:i w:val="0"/>
-                <w:color w:val="16A34A"/>
-                <w:sz w:val="16"/>
-              </w:rPr>
-              <w:t>—</w:t>
-            </w:r>
-          </w:p>
-        </w:tc>
-        <w:tc>
-          <w:tcPr>
-            <w:tcW w:type="dxa" w:w="1191"/>
-          </w:tcPr>
-          <w:p>
-            <w:r>
-              <w:rPr>
-                <w:b w:val="0"/>
-                <w:i w:val="0"/>
-                <w:color w:val="64748B"/>
-                <w:sz w:val="16"/>
-              </w:rPr>
-              <w:t>GT-CQ</w:t>
-            </w:r>
-          </w:p>
-        </w:tc>
-        <w:tc>
-          <w:tcPr>
-            <w:tcW w:type="dxa" w:w="4706"/>
-          </w:tcPr>
-          <w:p>
-            <w:r>
-              <w:rPr>
-                <w:b w:val="0"/>
-                <w:i w:val="0"/>
-                <w:sz w:val="17"/>
-              </w:rPr>
-              <w:t>Attention ! Appareil TV a été achété à 400000 Fcfa est relativement élevé par rapport aux autres prix d'achat observés dans cette zone.</w:t>
-            </w:r>
-          </w:p>
-        </w:tc>
-      </w:tr>
-      <w:tr>
-        <w:tc>
-          <w:tcPr>
-            <w:tcW w:type="dxa" w:w="964"/>
-          </w:tcPr>
-          <w:p>
-            <w:r>
-              <w:rPr>
-                <w:b/>
-                <w:i w:val="0"/>
-                <w:color w:val="EA580C"/>
-                <w:sz w:val="16"/>
-              </w:rPr>
-              <w:t>Moyenne</w:t>
-            </w:r>
-          </w:p>
-        </w:tc>
-        <w:tc>
-          <w:tcPr>
-            <w:tcW w:type="dxa" w:w="1247"/>
-          </w:tcPr>
-          <w:p>
-            <w:r>
-              <w:rPr>
-                <w:b/>
-                <w:i w:val="0"/>
-                <w:sz w:val="16"/>
-              </w:rPr>
-              <w:t>S12</w:t>
-              <w:br/>
-            </w:r>
-            <w:r>
-              <w:rPr>
-                <w:b w:val="0"/>
-                <w:i w:val="0"/>
-                <w:color w:val="64748B"/>
-                <w:sz w:val="14"/>
-              </w:rPr>
-              <w:t>Avoirs / biens durables</w:t>
-            </w:r>
-          </w:p>
-        </w:tc>
-        <w:tc>
-          <w:tcPr>
-            <w:tcW w:type="dxa" w:w="1531"/>
-          </w:tcPr>
-          <w:p>
-            <w:r>
-              <w:rPr>
-                <w:b/>
-                <w:i w:val="0"/>
-                <w:color w:val="16A34A"/>
-                <w:sz w:val="16"/>
-              </w:rPr>
-              <w:t>—</w:t>
-            </w:r>
-          </w:p>
-        </w:tc>
-        <w:tc>
-          <w:tcPr>
-            <w:tcW w:type="dxa" w:w="1191"/>
-          </w:tcPr>
-          <w:p>
-            <w:r>
-              <w:rPr>
-                <w:b w:val="0"/>
-                <w:i w:val="0"/>
-                <w:color w:val="64748B"/>
-                <w:sz w:val="16"/>
-              </w:rPr>
-              <w:t>GT-CQ</w:t>
-            </w:r>
-          </w:p>
-        </w:tc>
-        <w:tc>
-          <w:tcPr>
-            <w:tcW w:type="dxa" w:w="4706"/>
-          </w:tcPr>
-          <w:p>
-            <w:r>
-              <w:rPr>
-                <w:b w:val="0"/>
-                <w:i w:val="0"/>
-                <w:sz w:val="17"/>
-              </w:rPr>
               <w:t>Prière de corriger ou de confirmer avec le QG.</w:t>
-            </w:r>
-          </w:p>
-        </w:tc>
-      </w:tr>
-      <w:tr>
-        <w:tc>
-          <w:tcPr>
-            <w:tcW w:type="dxa" w:w="964"/>
-          </w:tcPr>
-          <w:p>
-            <w:r>
-              <w:rPr>
-                <w:b/>
-                <w:i w:val="0"/>
-                <w:color w:val="EA580C"/>
-                <w:sz w:val="16"/>
-              </w:rPr>
-              <w:t>Moyenne</w:t>
-            </w:r>
-          </w:p>
-        </w:tc>
-        <w:tc>
-          <w:tcPr>
-            <w:tcW w:type="dxa" w:w="1247"/>
-          </w:tcPr>
-          <w:p>
-            <w:r>
-              <w:rPr>
-                <w:b/>
-                <w:i w:val="0"/>
-                <w:sz w:val="16"/>
-              </w:rPr>
-              <w:t>S13</w:t>
-              <w:br/>
-            </w:r>
-            <w:r>
-              <w:rPr>
-                <w:b w:val="0"/>
-                <w:i w:val="0"/>
-                <w:color w:val="64748B"/>
-                <w:sz w:val="14"/>
-              </w:rPr>
-              <w:t>Transferts</w:t>
-            </w:r>
-          </w:p>
-        </w:tc>
-        <w:tc>
-          <w:tcPr>
-            <w:tcW w:type="dxa" w:w="1531"/>
-          </w:tcPr>
-          <w:p>
-            <w:r>
-              <w:rPr>
-                <w:b/>
-                <w:i w:val="0"/>
-                <w:color w:val="16A34A"/>
-                <w:sz w:val="16"/>
-              </w:rPr>
-              <w:t>s00q07a, s00q08, s00q10, s00q13_0, s00q15_0, s00q17_0, s00q23a, s00q23b</w:t>
-            </w:r>
-          </w:p>
-        </w:tc>
-        <w:tc>
-          <w:tcPr>
-            <w:tcW w:type="dxa" w:w="1191"/>
-          </w:tcPr>
-          <w:p>
-            <w:r>
-              <w:rPr>
-                <w:b w:val="0"/>
-                <w:i w:val="0"/>
-                <w:color w:val="64748B"/>
-                <w:sz w:val="16"/>
-              </w:rPr>
-              <w:t>GT-CQ</w:t>
-            </w:r>
-          </w:p>
-        </w:tc>
-        <w:tc>
-          <w:tcPr>
-            <w:tcW w:type="dxa" w:w="4706"/>
-          </w:tcPr>
-          <w:p>
-            <w:r>
-              <w:rPr>
-                <w:b w:val="0"/>
-                <w:i w:val="0"/>
-                <w:sz w:val="17"/>
-              </w:rPr>
-              <w:t>L'enquêteur prière de fournir d'effort pour avoir le niveau d'étude et l'âge de celui qui a envoyé/donné de l'argent dans la section 13a (Transfert reçu).</w:t>
             </w:r>
           </w:p>
         </w:tc>
